--- a/backend/secure-files/portfolios-docx/NMX-17.docx
+++ b/backend/secure-files/portfolios-docx/NMX-17.docx
@@ -1048,6 +1048,62 @@
         <w:t>NMX-17 amplía el recordatorio de 24 horas conectándolo al sistema de equivalentes: además de calcular la adecuación de nutrientes con base INTA 2018, traduce la ingesta a equivalentes y la compara con la prescripción, incluyendo una auditoría de esa traducción. Es la variante 'por equivalentes' de la evaluación dietética de la Fase 3, complementaria de NMX-13.</w:t>
       </w:r>
     </w:p>
+    <w:p>
+      <w:pPr>
+        <w:keepNext/>
+        <w:spacing w:before="120" w:after="20"/>
+        <w:jc w:val="center"/>
+      </w:pPr>
+      <w:r>
+        <w:drawing>
+          <wp:inline xmlns:a="http://schemas.openxmlformats.org/drawingml/2006/main" xmlns:pic="http://schemas.openxmlformats.org/drawingml/2006/picture">
+            <wp:extent cx="5580000" cy="4311818"/>
+            <wp:docPr id="1" name="Picture 1"/>
+            <wp:cNvGraphicFramePr>
+              <a:graphicFrameLocks noChangeAspect="1"/>
+            </wp:cNvGraphicFramePr>
+            <a:graphic>
+              <a:graphicData uri="http://schemas.openxmlformats.org/drawingml/2006/picture">
+                <pic:pic>
+                  <pic:nvPicPr>
+                    <pic:cNvPr id="0" name="NMX-17_01_INICIO_01.png"/>
+                    <pic:cNvPicPr/>
+                  </pic:nvPicPr>
+                  <pic:blipFill>
+                    <a:blip r:embed="rId10"/>
+                    <a:stretch>
+                      <a:fillRect/>
+                    </a:stretch>
+                  </pic:blipFill>
+                  <pic:spPr>
+                    <a:xfrm>
+                      <a:off x="0" y="0"/>
+                      <a:ext cx="5580000" cy="4311818"/>
+                    </a:xfrm>
+                    <a:prstGeom prst="rect"/>
+                  </pic:spPr>
+                </pic:pic>
+              </a:graphicData>
+            </a:graphic>
+          </wp:inline>
+        </w:drawing>
+      </w:r>
+    </w:p>
+    <w:p>
+      <w:pPr>
+        <w:spacing w:before="0" w:after="160"/>
+        <w:jc w:val="center"/>
+      </w:pPr>
+      <w:r>
+        <w:rPr>
+          <w:rFonts w:ascii="Calibri" w:hAnsi="Calibri"/>
+          <w:b/>
+          <w:color w:val="45565E"/>
+          <w:sz w:val="17"/>
+        </w:rPr>
+        <w:t>Figura 1. Vista inicial (hoja INICIO).</w:t>
+      </w:r>
+    </w:p>
     <w:tbl>
       <w:tblPr>
         <w:tblW w:type="auto" w:w="0"/>
@@ -2028,6 +2084,62 @@
         <w:t>Ingesta de 24 h, Prescripción en equivalentes</w:t>
       </w:r>
     </w:p>
+    <w:p>
+      <w:pPr>
+        <w:keepNext/>
+        <w:spacing w:before="120" w:after="20"/>
+        <w:jc w:val="center"/>
+      </w:pPr>
+      <w:r>
+        <w:drawing>
+          <wp:inline xmlns:a="http://schemas.openxmlformats.org/drawingml/2006/main" xmlns:pic="http://schemas.openxmlformats.org/drawingml/2006/picture">
+            <wp:extent cx="5580000" cy="4311818"/>
+            <wp:docPr id="2" name="Picture 2"/>
+            <wp:cNvGraphicFramePr>
+              <a:graphicFrameLocks noChangeAspect="1"/>
+            </wp:cNvGraphicFramePr>
+            <a:graphic>
+              <a:graphicData uri="http://schemas.openxmlformats.org/drawingml/2006/picture">
+                <pic:pic>
+                  <pic:nvPicPr>
+                    <pic:cNvPr id="0" name="NMX-17_09_DATOS_01.png"/>
+                    <pic:cNvPicPr/>
+                  </pic:nvPicPr>
+                  <pic:blipFill>
+                    <a:blip r:embed="rId11"/>
+                    <a:stretch>
+                      <a:fillRect/>
+                    </a:stretch>
+                  </pic:blipFill>
+                  <pic:spPr>
+                    <a:xfrm>
+                      <a:off x="0" y="0"/>
+                      <a:ext cx="5580000" cy="4311818"/>
+                    </a:xfrm>
+                    <a:prstGeom prst="rect"/>
+                  </pic:spPr>
+                </pic:pic>
+              </a:graphicData>
+            </a:graphic>
+          </wp:inline>
+        </w:drawing>
+      </w:r>
+    </w:p>
+    <w:p>
+      <w:pPr>
+        <w:spacing w:before="0" w:after="160"/>
+        <w:jc w:val="center"/>
+      </w:pPr>
+      <w:r>
+        <w:rPr>
+          <w:rFonts w:ascii="Calibri" w:hAnsi="Calibri"/>
+          <w:b/>
+          <w:color w:val="45565E"/>
+          <w:sz w:val="17"/>
+        </w:rPr>
+        <w:t>Figura 2. Pantalla de ingreso de datos.</w:t>
+      </w:r>
+    </w:p>
     <w:tbl>
       <w:tblPr>
         <w:tblW w:type="auto" w:w="0"/>
@@ -2375,6 +2487,62 @@
         </w:tc>
       </w:tr>
     </w:tbl>
+    <w:p>
+      <w:pPr>
+        <w:keepNext/>
+        <w:spacing w:before="120" w:after="20"/>
+        <w:jc w:val="center"/>
+      </w:pPr>
+      <w:r>
+        <w:drawing>
+          <wp:inline xmlns:a="http://schemas.openxmlformats.org/drawingml/2006/main" xmlns:pic="http://schemas.openxmlformats.org/drawingml/2006/picture">
+            <wp:extent cx="5580000" cy="4311818"/>
+            <wp:docPr id="3" name="Picture 3"/>
+            <wp:cNvGraphicFramePr>
+              <a:graphicFrameLocks noChangeAspect="1"/>
+            </wp:cNvGraphicFramePr>
+            <a:graphic>
+              <a:graphicData uri="http://schemas.openxmlformats.org/drawingml/2006/picture">
+                <pic:pic>
+                  <pic:nvPicPr>
+                    <pic:cNvPr id="0" name="NMX-17_05_RESULTADOS_01.png"/>
+                    <pic:cNvPicPr/>
+                  </pic:nvPicPr>
+                  <pic:blipFill>
+                    <a:blip r:embed="rId12"/>
+                    <a:stretch>
+                      <a:fillRect/>
+                    </a:stretch>
+                  </pic:blipFill>
+                  <pic:spPr>
+                    <a:xfrm>
+                      <a:off x="0" y="0"/>
+                      <a:ext cx="5580000" cy="4311818"/>
+                    </a:xfrm>
+                    <a:prstGeom prst="rect"/>
+                  </pic:spPr>
+                </pic:pic>
+              </a:graphicData>
+            </a:graphic>
+          </wp:inline>
+        </w:drawing>
+      </w:r>
+    </w:p>
+    <w:p>
+      <w:pPr>
+        <w:spacing w:before="0" w:after="160"/>
+        <w:jc w:val="center"/>
+      </w:pPr>
+      <w:r>
+        <w:rPr>
+          <w:rFonts w:ascii="Calibri" w:hAnsi="Calibri"/>
+          <w:b/>
+          <w:color w:val="45565E"/>
+          <w:sz w:val="17"/>
+        </w:rPr>
+        <w:t>Figura 3. Visualización de resultados.</w:t>
+      </w:r>
+    </w:p>
     <w:tbl>
       <w:tblPr>
         <w:tblW w:type="auto" w:w="0"/>
@@ -3122,6 +3290,62 @@
         </w:tc>
       </w:tr>
     </w:tbl>
+    <w:p>
+      <w:pPr>
+        <w:keepNext/>
+        <w:spacing w:before="120" w:after="20"/>
+        <w:jc w:val="center"/>
+      </w:pPr>
+      <w:r>
+        <w:drawing>
+          <wp:inline xmlns:a="http://schemas.openxmlformats.org/drawingml/2006/main" xmlns:pic="http://schemas.openxmlformats.org/drawingml/2006/picture">
+            <wp:extent cx="5580000" cy="4311818"/>
+            <wp:docPr id="4" name="Picture 4"/>
+            <wp:cNvGraphicFramePr>
+              <a:graphicFrameLocks noChangeAspect="1"/>
+            </wp:cNvGraphicFramePr>
+            <a:graphic>
+              <a:graphicData uri="http://schemas.openxmlformats.org/drawingml/2006/picture">
+                <pic:pic>
+                  <pic:nvPicPr>
+                    <pic:cNvPr id="0" name="NMX-17_08_FUENTES_01.png"/>
+                    <pic:cNvPicPr/>
+                  </pic:nvPicPr>
+                  <pic:blipFill>
+                    <a:blip r:embed="rId13"/>
+                    <a:stretch>
+                      <a:fillRect/>
+                    </a:stretch>
+                  </pic:blipFill>
+                  <pic:spPr>
+                    <a:xfrm>
+                      <a:off x="0" y="0"/>
+                      <a:ext cx="5580000" cy="4311818"/>
+                    </a:xfrm>
+                    <a:prstGeom prst="rect"/>
+                  </pic:spPr>
+                </pic:pic>
+              </a:graphicData>
+            </a:graphic>
+          </wp:inline>
+        </w:drawing>
+      </w:r>
+    </w:p>
+    <w:p>
+      <w:pPr>
+        <w:spacing w:before="0" w:after="160"/>
+        <w:jc w:val="center"/>
+      </w:pPr>
+      <w:r>
+        <w:rPr>
+          <w:rFonts w:ascii="Calibri" w:hAnsi="Calibri"/>
+          <w:b/>
+          <w:color w:val="45565E"/>
+          <w:sz w:val="17"/>
+        </w:rPr>
+        <w:t>Figura 4. Fuentes y trazabilidad.</w:t>
+      </w:r>
+    </w:p>
     <w:tbl>
       <w:tblPr>
         <w:tblW w:type="auto" w:w="0"/>
@@ -3560,32 +3784,129 @@
     </w:p>
     <w:p>
       <w:pPr>
-        <w:spacing w:before="40" w:after="40" w:line="276" w:lineRule="auto"/>
+        <w:keepNext/>
+        <w:spacing w:before="120" w:after="20"/>
+        <w:jc w:val="center"/>
+      </w:pPr>
+      <w:r>
+        <w:drawing>
+          <wp:inline xmlns:a="http://schemas.openxmlformats.org/drawingml/2006/main" xmlns:pic="http://schemas.openxmlformats.org/drawingml/2006/picture">
+            <wp:extent cx="5580000" cy="4311818"/>
+            <wp:docPr id="5" name="Picture 5"/>
+            <wp:cNvGraphicFramePr>
+              <a:graphicFrameLocks noChangeAspect="1"/>
+            </wp:cNvGraphicFramePr>
+            <a:graphic>
+              <a:graphicData uri="http://schemas.openxmlformats.org/drawingml/2006/picture">
+                <pic:pic>
+                  <pic:nvPicPr>
+                    <pic:cNvPr id="0" name="NMX-17_01_INICIO_02.png"/>
+                    <pic:cNvPicPr/>
+                  </pic:nvPicPr>
+                  <pic:blipFill>
+                    <a:blip r:embed="rId14"/>
+                    <a:stretch>
+                      <a:fillRect/>
+                    </a:stretch>
+                  </pic:blipFill>
+                  <pic:spPr>
+                    <a:xfrm>
+                      <a:off x="0" y="0"/>
+                      <a:ext cx="5580000" cy="4311818"/>
+                    </a:xfrm>
+                    <a:prstGeom prst="rect"/>
+                  </pic:spPr>
+                </pic:pic>
+              </a:graphicData>
+            </a:graphic>
+          </wp:inline>
+        </w:drawing>
+      </w:r>
+    </w:p>
+    <w:p>
+      <w:pPr>
+        <w:spacing w:before="0" w:after="160"/>
+        <w:jc w:val="center"/>
       </w:pPr>
       <w:r>
         <w:rPr>
           <w:rFonts w:ascii="Calibri" w:hAnsi="Calibri"/>
           <w:b/>
-          <w:i w:val="0"/>
-          <w:color w:val="C08A2B"/>
-          <w:sz w:val="20"/>
+          <w:color w:val="45565E"/>
+          <w:sz w:val="17"/>
         </w:rPr>
-        <w:t>CAPTURA_NO_GENERADA_POR_LIMITACIÓN_DEL_ENTORNO.</w:t>
+        <w:t>Figura 5. Vista inicial (hoja INICIO).</w:t>
       </w:r>
     </w:p>
     <w:p>
       <w:pPr>
-        <w:spacing w:before="40" w:after="80" w:line="276" w:lineRule="auto"/>
+        <w:keepNext/>
+        <w:spacing w:before="120" w:after="20"/>
+        <w:jc w:val="center"/>
+      </w:pPr>
+      <w:r>
+        <w:drawing>
+          <wp:inline xmlns:a="http://schemas.openxmlformats.org/drawingml/2006/main" xmlns:pic="http://schemas.openxmlformats.org/drawingml/2006/picture">
+            <wp:extent cx="5580000" cy="4311818"/>
+            <wp:docPr id="6" name="Picture 6"/>
+            <wp:cNvGraphicFramePr>
+              <a:graphicFrameLocks noChangeAspect="1"/>
+            </wp:cNvGraphicFramePr>
+            <a:graphic>
+              <a:graphicData uri="http://schemas.openxmlformats.org/drawingml/2006/picture">
+                <pic:pic>
+                  <pic:nvPicPr>
+                    <pic:cNvPr id="0" name="NMX-17_09_DATOS_02.png"/>
+                    <pic:cNvPicPr/>
+                  </pic:nvPicPr>
+                  <pic:blipFill>
+                    <a:blip r:embed="rId15"/>
+                    <a:stretch>
+                      <a:fillRect/>
+                    </a:stretch>
+                  </pic:blipFill>
+                  <pic:spPr>
+                    <a:xfrm>
+                      <a:off x="0" y="0"/>
+                      <a:ext cx="5580000" cy="4311818"/>
+                    </a:xfrm>
+                    <a:prstGeom prst="rect"/>
+                  </pic:spPr>
+                </pic:pic>
+              </a:graphicData>
+            </a:graphic>
+          </wp:inline>
+        </w:drawing>
+      </w:r>
+    </w:p>
+    <w:p>
+      <w:pPr>
+        <w:spacing w:before="0" w:after="160"/>
+        <w:jc w:val="center"/>
       </w:pPr>
       <w:r>
         <w:rPr>
           <w:rFonts w:ascii="Calibri" w:hAnsi="Calibri"/>
-          <w:b w:val="0"/>
-          <w:i w:val="0"/>
+          <w:b/>
           <w:color w:val="45565E"/>
-          <w:sz w:val="19"/>
+          <w:sz w:val="17"/>
         </w:rPr>
-        <w:t>El entorno de generación de este portafolio no renderiza de forma fiel el archivo XLSX original, por lo que no se incluyen capturas simuladas. Las hojas reales del libro pueden abrirse en Microsoft Excel según la compatibilidad indicada.</w:t>
+        <w:t>Figura 6. Pantalla de ingreso de datos.</w:t>
+      </w:r>
+    </w:p>
+    <w:p>
+      <w:pPr>
+        <w:spacing w:after="120"/>
+        <w:jc w:val="center"/>
+      </w:pPr>
+      <w:r>
+        <w:rPr>
+          <w:rFonts w:ascii="Calibri" w:hAnsi="Calibri"/>
+          <w:i/>
+          <w:color w:val="45565E"/>
+          <w:sz w:val="15"/>
+        </w:rPr>
+        <w:t>Captura real del archivo Excel NUTRIMETRÍA correspondiente al producto.</w:t>
       </w:r>
     </w:p>
     <w:tbl>
